--- a/Workspace/Testing/Test plan/UnitTest/UnitTest_TestCases_PersistenceManagement_EWMS.docx
+++ b/Workspace/Testing/Test plan/UnitTest/UnitTest_TestCases_PersistenceManagement_EWMS.docx
@@ -1859,7 +1859,7 @@
       <w:r>
         <w:fldChar w:fldCharType="separate"/>
       </w:r>
-      <w:hyperlink w:anchor="_Toc221300442" w:history="1">
+      <w:hyperlink w:anchor="_Toc221351480" w:history="1">
         <w:r>
           <w:rPr>
             <w:rStyle w:val="Collegamentoipertestuale"/>
@@ -1886,7 +1886,7 @@
             <w:noProof/>
             <w:webHidden/>
           </w:rPr>
-          <w:instrText xml:space="preserve"> PAGEREF _Toc221300442 \h </w:instrText>
+          <w:instrText xml:space="preserve"> PAGEREF _Toc221351480 \h </w:instrText>
         </w:r>
         <w:r>
           <w:rPr>
@@ -1928,7 +1928,7 @@
           <w14:ligatures w14:val="standardContextual"/>
         </w:rPr>
       </w:pPr>
-      <w:hyperlink w:anchor="_Toc221300443" w:history="1">
+      <w:hyperlink w:anchor="_Toc221351481" w:history="1">
         <w:r>
           <w:rPr>
             <w:rStyle w:val="Collegamentoipertestuale"/>
@@ -1955,7 +1955,7 @@
             <w:noProof/>
             <w:webHidden/>
           </w:rPr>
-          <w:instrText xml:space="preserve"> PAGEREF _Toc221300443 \h </w:instrText>
+          <w:instrText xml:space="preserve"> PAGEREF _Toc221351481 \h </w:instrText>
         </w:r>
         <w:r>
           <w:rPr>
@@ -1993,16 +1993,19 @@
           <w:tab w:val="right" w:leader="dot" w:pos="9627"/>
         </w:tabs>
         <w:rPr>
+          <w:rFonts w:asciiTheme="minorHAnsi" w:eastAsiaTheme="minorEastAsia" w:hAnsiTheme="minorHAnsi"/>
           <w:noProof/>
+          <w:szCs w:val="24"/>
+          <w:lang w:eastAsia="it-IT"/>
         </w:rPr>
       </w:pPr>
-      <w:hyperlink w:anchor="_Toc221300444" w:history="1">
+      <w:hyperlink w:anchor="_Toc221351482" w:history="1">
         <w:r>
           <w:rPr>
             <w:rStyle w:val="Collegamentoipertestuale"/>
             <w:noProof/>
           </w:rPr>
-          <w:t>insertUtenteGenerico (UT_1)</w:t>
+          <w:t>UT_1: insertUtenteGenerico</w:t>
         </w:r>
         <w:r>
           <w:rPr>
@@ -2023,7 +2026,7 @@
             <w:noProof/>
             <w:webHidden/>
           </w:rPr>
-          <w:instrText xml:space="preserve"> PAGEREF _Toc221300444 \h </w:instrText>
+          <w:instrText xml:space="preserve"> PAGEREF _Toc221351482 \h </w:instrText>
         </w:r>
         <w:r>
           <w:rPr>
@@ -2061,16 +2064,19 @@
           <w:tab w:val="right" w:leader="dot" w:pos="9627"/>
         </w:tabs>
         <w:rPr>
+          <w:rFonts w:asciiTheme="minorHAnsi" w:eastAsiaTheme="minorEastAsia" w:hAnsiTheme="minorHAnsi"/>
           <w:noProof/>
+          <w:szCs w:val="24"/>
+          <w:lang w:eastAsia="it-IT"/>
         </w:rPr>
       </w:pPr>
-      <w:hyperlink w:anchor="_Toc221300445" w:history="1">
+      <w:hyperlink w:anchor="_Toc221351483" w:history="1">
         <w:r>
           <w:rPr>
             <w:rStyle w:val="Collegamentoipertestuale"/>
             <w:noProof/>
           </w:rPr>
-          <w:t>createUtente (UT_2)</w:t>
+          <w:t>UT_2: createUtente</w:t>
         </w:r>
         <w:r>
           <w:rPr>
@@ -2091,7 +2097,7 @@
             <w:noProof/>
             <w:webHidden/>
           </w:rPr>
-          <w:instrText xml:space="preserve"> PAGEREF _Toc221300445 \h </w:instrText>
+          <w:instrText xml:space="preserve"> PAGEREF _Toc221351483 \h </w:instrText>
         </w:r>
         <w:r>
           <w:rPr>
@@ -2129,16 +2135,19 @@
           <w:tab w:val="right" w:leader="dot" w:pos="9627"/>
         </w:tabs>
         <w:rPr>
+          <w:rFonts w:asciiTheme="minorHAnsi" w:eastAsiaTheme="minorEastAsia" w:hAnsiTheme="minorHAnsi"/>
           <w:noProof/>
+          <w:szCs w:val="24"/>
+          <w:lang w:eastAsia="it-IT"/>
         </w:rPr>
       </w:pPr>
-      <w:hyperlink w:anchor="_Toc221300446" w:history="1">
+      <w:hyperlink w:anchor="_Toc221351484" w:history="1">
         <w:r>
           <w:rPr>
             <w:rStyle w:val="Collegamentoipertestuale"/>
             <w:noProof/>
           </w:rPr>
-          <w:t>createDipendente</w:t>
+          <w:t>UT_3: createDipendente</w:t>
         </w:r>
         <w:r>
           <w:rPr>
@@ -2159,7 +2168,7 @@
             <w:noProof/>
             <w:webHidden/>
           </w:rPr>
-          <w:instrText xml:space="preserve"> PAGEREF _Toc221300446 \h </w:instrText>
+          <w:instrText xml:space="preserve"> PAGEREF _Toc221351484 \h </w:instrText>
         </w:r>
         <w:r>
           <w:rPr>
@@ -2197,16 +2206,19 @@
           <w:tab w:val="right" w:leader="dot" w:pos="9627"/>
         </w:tabs>
         <w:rPr>
+          <w:rFonts w:asciiTheme="minorHAnsi" w:eastAsiaTheme="minorEastAsia" w:hAnsiTheme="minorHAnsi"/>
           <w:noProof/>
+          <w:szCs w:val="24"/>
+          <w:lang w:eastAsia="it-IT"/>
         </w:rPr>
       </w:pPr>
-      <w:hyperlink w:anchor="_Toc221300447" w:history="1">
+      <w:hyperlink w:anchor="_Toc221351485" w:history="1">
         <w:r>
           <w:rPr>
             <w:rStyle w:val="Collegamentoipertestuale"/>
             <w:noProof/>
           </w:rPr>
-          <w:t>createSupervisore</w:t>
+          <w:t>UT_4: createSupervisore</w:t>
         </w:r>
         <w:r>
           <w:rPr>
@@ -2227,7 +2239,7 @@
             <w:noProof/>
             <w:webHidden/>
           </w:rPr>
-          <w:instrText xml:space="preserve"> PAGEREF _Toc221300447 \h </w:instrText>
+          <w:instrText xml:space="preserve"> PAGEREF _Toc221351485 \h </w:instrText>
         </w:r>
         <w:r>
           <w:rPr>
@@ -2265,16 +2277,19 @@
           <w:tab w:val="right" w:leader="dot" w:pos="9627"/>
         </w:tabs>
         <w:rPr>
+          <w:rFonts w:asciiTheme="minorHAnsi" w:eastAsiaTheme="minorEastAsia" w:hAnsiTheme="minorHAnsi"/>
           <w:noProof/>
+          <w:szCs w:val="24"/>
+          <w:lang w:eastAsia="it-IT"/>
         </w:rPr>
       </w:pPr>
-      <w:hyperlink w:anchor="_Toc221300448" w:history="1">
+      <w:hyperlink w:anchor="_Toc221351486" w:history="1">
         <w:r>
           <w:rPr>
             <w:rStyle w:val="Collegamentoipertestuale"/>
             <w:noProof/>
           </w:rPr>
-          <w:t>findByMatricola</w:t>
+          <w:t>UT_5: findByMatricola</w:t>
         </w:r>
         <w:r>
           <w:rPr>
@@ -2295,7 +2310,7 @@
             <w:noProof/>
             <w:webHidden/>
           </w:rPr>
-          <w:instrText xml:space="preserve"> PAGEREF _Toc221300448 \h </w:instrText>
+          <w:instrText xml:space="preserve"> PAGEREF _Toc221351486 \h </w:instrText>
         </w:r>
         <w:r>
           <w:rPr>
@@ -2333,16 +2348,19 @@
           <w:tab w:val="right" w:leader="dot" w:pos="9627"/>
         </w:tabs>
         <w:rPr>
+          <w:rFonts w:asciiTheme="minorHAnsi" w:eastAsiaTheme="minorEastAsia" w:hAnsiTheme="minorHAnsi"/>
           <w:noProof/>
+          <w:szCs w:val="24"/>
+          <w:lang w:eastAsia="it-IT"/>
         </w:rPr>
       </w:pPr>
-      <w:hyperlink w:anchor="_Toc221300449" w:history="1">
+      <w:hyperlink w:anchor="_Toc221351487" w:history="1">
         <w:r>
           <w:rPr>
             <w:rStyle w:val="Collegamentoipertestuale"/>
             <w:noProof/>
           </w:rPr>
-          <w:t>findByEmail</w:t>
+          <w:t>UT_6: findByEmail</w:t>
         </w:r>
         <w:r>
           <w:rPr>
@@ -2363,7 +2381,7 @@
             <w:noProof/>
             <w:webHidden/>
           </w:rPr>
-          <w:instrText xml:space="preserve"> PAGEREF _Toc221300449 \h </w:instrText>
+          <w:instrText xml:space="preserve"> PAGEREF _Toc221351487 \h </w:instrText>
         </w:r>
         <w:r>
           <w:rPr>
@@ -2401,16 +2419,19 @@
           <w:tab w:val="right" w:leader="dot" w:pos="9627"/>
         </w:tabs>
         <w:rPr>
+          <w:rFonts w:asciiTheme="minorHAnsi" w:eastAsiaTheme="minorEastAsia" w:hAnsiTheme="minorHAnsi"/>
           <w:noProof/>
+          <w:szCs w:val="24"/>
+          <w:lang w:eastAsia="it-IT"/>
         </w:rPr>
       </w:pPr>
-      <w:hyperlink w:anchor="_Toc221300450" w:history="1">
+      <w:hyperlink w:anchor="_Toc221351488" w:history="1">
         <w:r>
           <w:rPr>
             <w:rStyle w:val="Collegamentoipertestuale"/>
             <w:noProof/>
           </w:rPr>
-          <w:t>getAllDipendentiInfo</w:t>
+          <w:t>UT_7: getAllDipendentiInfo</w:t>
         </w:r>
         <w:r>
           <w:rPr>
@@ -2431,7 +2452,7 @@
             <w:noProof/>
             <w:webHidden/>
           </w:rPr>
-          <w:instrText xml:space="preserve"> PAGEREF _Toc221300450 \h </w:instrText>
+          <w:instrText xml:space="preserve"> PAGEREF _Toc221351488 \h </w:instrText>
         </w:r>
         <w:r>
           <w:rPr>
@@ -2469,16 +2490,19 @@
           <w:tab w:val="right" w:leader="dot" w:pos="9627"/>
         </w:tabs>
         <w:rPr>
+          <w:rFonts w:asciiTheme="minorHAnsi" w:eastAsiaTheme="minorEastAsia" w:hAnsiTheme="minorHAnsi"/>
           <w:noProof/>
+          <w:szCs w:val="24"/>
+          <w:lang w:eastAsia="it-IT"/>
         </w:rPr>
       </w:pPr>
-      <w:hyperlink w:anchor="_Toc221300451" w:history="1">
+      <w:hyperlink w:anchor="_Toc221351489" w:history="1">
         <w:r>
           <w:rPr>
             <w:rStyle w:val="Collegamentoipertestuale"/>
             <w:noProof/>
           </w:rPr>
-          <w:t>getSupervisoreInfo</w:t>
+          <w:t>UT_8: getSupervisoreInfo</w:t>
         </w:r>
         <w:r>
           <w:rPr>
@@ -2499,7 +2523,7 @@
             <w:noProof/>
             <w:webHidden/>
           </w:rPr>
-          <w:instrText xml:space="preserve"> PAGEREF _Toc221300451 \h </w:instrText>
+          <w:instrText xml:space="preserve"> PAGEREF _Toc221351489 \h </w:instrText>
         </w:r>
         <w:r>
           <w:rPr>
@@ -2537,16 +2561,19 @@
           <w:tab w:val="right" w:leader="dot" w:pos="9627"/>
         </w:tabs>
         <w:rPr>
+          <w:rFonts w:asciiTheme="minorHAnsi" w:eastAsiaTheme="minorEastAsia" w:hAnsiTheme="minorHAnsi"/>
           <w:noProof/>
+          <w:szCs w:val="24"/>
+          <w:lang w:eastAsia="it-IT"/>
         </w:rPr>
       </w:pPr>
-      <w:hyperlink w:anchor="_Toc221300452" w:history="1">
+      <w:hyperlink w:anchor="_Toc221351490" w:history="1">
         <w:r>
           <w:rPr>
             <w:rStyle w:val="Collegamentoipertestuale"/>
             <w:noProof/>
           </w:rPr>
-          <w:t>Delete</w:t>
+          <w:t>UT_9: delete</w:t>
         </w:r>
         <w:r>
           <w:rPr>
@@ -2567,7 +2594,7 @@
             <w:noProof/>
             <w:webHidden/>
           </w:rPr>
-          <w:instrText xml:space="preserve"> PAGEREF _Toc221300452 \h </w:instrText>
+          <w:instrText xml:space="preserve"> PAGEREF _Toc221351490 \h </w:instrText>
         </w:r>
         <w:r>
           <w:rPr>
@@ -2605,16 +2632,19 @@
           <w:tab w:val="right" w:leader="dot" w:pos="9627"/>
         </w:tabs>
         <w:rPr>
+          <w:rFonts w:asciiTheme="minorHAnsi" w:eastAsiaTheme="minorEastAsia" w:hAnsiTheme="minorHAnsi"/>
           <w:noProof/>
+          <w:szCs w:val="24"/>
+          <w:lang w:eastAsia="it-IT"/>
         </w:rPr>
       </w:pPr>
-      <w:hyperlink w:anchor="_Toc221300453" w:history="1">
+      <w:hyperlink w:anchor="_Toc221351491" w:history="1">
         <w:r>
           <w:rPr>
             <w:rStyle w:val="Collegamentoipertestuale"/>
             <w:noProof/>
           </w:rPr>
-          <w:t>recuperaPassword</w:t>
+          <w:t>UT_10: recuperaPassword</w:t>
         </w:r>
         <w:r>
           <w:rPr>
@@ -2635,7 +2665,7 @@
             <w:noProof/>
             <w:webHidden/>
           </w:rPr>
-          <w:instrText xml:space="preserve"> PAGEREF _Toc221300453 \h </w:instrText>
+          <w:instrText xml:space="preserve"> PAGEREF _Toc221351491 \h </w:instrText>
         </w:r>
         <w:r>
           <w:rPr>
@@ -2677,7 +2707,7 @@
           <w14:ligatures w14:val="standardContextual"/>
         </w:rPr>
       </w:pPr>
-      <w:hyperlink w:anchor="_Toc221300454" w:history="1">
+      <w:hyperlink w:anchor="_Toc221351492" w:history="1">
         <w:r>
           <w:rPr>
             <w:rStyle w:val="Collegamentoipertestuale"/>
@@ -2704,7 +2734,7 @@
             <w:noProof/>
             <w:webHidden/>
           </w:rPr>
-          <w:instrText xml:space="preserve"> PAGEREF _Toc221300454 \h </w:instrText>
+          <w:instrText xml:space="preserve"> PAGEREF _Toc221351492 \h </w:instrText>
         </w:r>
         <w:r>
           <w:rPr>
@@ -2742,16 +2772,19 @@
           <w:tab w:val="right" w:leader="dot" w:pos="9627"/>
         </w:tabs>
         <w:rPr>
+          <w:rFonts w:asciiTheme="minorHAnsi" w:eastAsiaTheme="minorEastAsia" w:hAnsiTheme="minorHAnsi"/>
           <w:noProof/>
+          <w:szCs w:val="24"/>
+          <w:lang w:eastAsia="it-IT"/>
         </w:rPr>
       </w:pPr>
-      <w:hyperlink w:anchor="_Toc221300455" w:history="1">
+      <w:hyperlink w:anchor="_Toc221351493" w:history="1">
         <w:r>
           <w:rPr>
             <w:rStyle w:val="Collegamentoipertestuale"/>
             <w:noProof/>
           </w:rPr>
-          <w:t>create</w:t>
+          <w:t>TT_1: create</w:t>
         </w:r>
         <w:r>
           <w:rPr>
@@ -2772,7 +2805,7 @@
             <w:noProof/>
             <w:webHidden/>
           </w:rPr>
-          <w:instrText xml:space="preserve"> PAGEREF _Toc221300455 \h </w:instrText>
+          <w:instrText xml:space="preserve"> PAGEREF _Toc221351493 \h </w:instrText>
         </w:r>
         <w:r>
           <w:rPr>
@@ -2810,16 +2843,19 @@
           <w:tab w:val="right" w:leader="dot" w:pos="9627"/>
         </w:tabs>
         <w:rPr>
+          <w:rFonts w:asciiTheme="minorHAnsi" w:eastAsiaTheme="minorEastAsia" w:hAnsiTheme="minorHAnsi"/>
           <w:noProof/>
+          <w:szCs w:val="24"/>
+          <w:lang w:eastAsia="it-IT"/>
         </w:rPr>
       </w:pPr>
-      <w:hyperlink w:anchor="_Toc221300456" w:history="1">
+      <w:hyperlink w:anchor="_Toc221351494" w:history="1">
         <w:r>
           <w:rPr>
             <w:rStyle w:val="Collegamentoipertestuale"/>
             <w:noProof/>
           </w:rPr>
-          <w:t>findById</w:t>
+          <w:t>TT_2: findById</w:t>
         </w:r>
         <w:r>
           <w:rPr>
@@ -2840,7 +2876,7 @@
             <w:noProof/>
             <w:webHidden/>
           </w:rPr>
-          <w:instrText xml:space="preserve"> PAGEREF _Toc221300456 \h </w:instrText>
+          <w:instrText xml:space="preserve"> PAGEREF _Toc221351494 \h </w:instrText>
         </w:r>
         <w:r>
           <w:rPr>
@@ -2878,16 +2914,19 @@
           <w:tab w:val="right" w:leader="dot" w:pos="9627"/>
         </w:tabs>
         <w:rPr>
+          <w:rFonts w:asciiTheme="minorHAnsi" w:eastAsiaTheme="minorEastAsia" w:hAnsiTheme="minorHAnsi"/>
           <w:noProof/>
+          <w:szCs w:val="24"/>
+          <w:lang w:eastAsia="it-IT"/>
         </w:rPr>
       </w:pPr>
-      <w:hyperlink w:anchor="_Toc221300457" w:history="1">
+      <w:hyperlink w:anchor="_Toc221351495" w:history="1">
         <w:r>
           <w:rPr>
             <w:rStyle w:val="Collegamentoipertestuale"/>
             <w:noProof/>
           </w:rPr>
-          <w:t>findByUtente</w:t>
+          <w:t>TT_3: findByUtente</w:t>
         </w:r>
         <w:r>
           <w:rPr>
@@ -2908,7 +2947,7 @@
             <w:noProof/>
             <w:webHidden/>
           </w:rPr>
-          <w:instrText xml:space="preserve"> PAGEREF _Toc221300457 \h </w:instrText>
+          <w:instrText xml:space="preserve"> PAGEREF _Toc221351495 \h </w:instrText>
         </w:r>
         <w:r>
           <w:rPr>
@@ -2946,16 +2985,19 @@
           <w:tab w:val="right" w:leader="dot" w:pos="9627"/>
         </w:tabs>
         <w:rPr>
+          <w:rFonts w:asciiTheme="minorHAnsi" w:eastAsiaTheme="minorEastAsia" w:hAnsiTheme="minorHAnsi"/>
           <w:noProof/>
+          <w:szCs w:val="24"/>
+          <w:lang w:eastAsia="it-IT"/>
         </w:rPr>
       </w:pPr>
-      <w:hyperlink w:anchor="_Toc221300458" w:history="1">
+      <w:hyperlink w:anchor="_Toc221351496" w:history="1">
         <w:r>
           <w:rPr>
             <w:rStyle w:val="Collegamentoipertestuale"/>
             <w:noProof/>
           </w:rPr>
-          <w:t>updateStatus</w:t>
+          <w:t>TT_4: updateStatus</w:t>
         </w:r>
         <w:r>
           <w:rPr>
@@ -2976,7 +3018,7 @@
             <w:noProof/>
             <w:webHidden/>
           </w:rPr>
-          <w:instrText xml:space="preserve"> PAGEREF _Toc221300458 \h </w:instrText>
+          <w:instrText xml:space="preserve"> PAGEREF _Toc221351496 \h </w:instrText>
         </w:r>
         <w:r>
           <w:rPr>
@@ -3014,17 +3056,20 @@
           <w:tab w:val="right" w:leader="dot" w:pos="9627"/>
         </w:tabs>
         <w:rPr>
+          <w:rFonts w:asciiTheme="minorHAnsi" w:eastAsiaTheme="minorEastAsia" w:hAnsiTheme="minorHAnsi"/>
           <w:noProof/>
+          <w:szCs w:val="24"/>
+          <w:lang w:eastAsia="it-IT"/>
         </w:rPr>
       </w:pPr>
-      <w:hyperlink w:anchor="_Toc221300459" w:history="1">
+      <w:hyperlink w:anchor="_Toc221351497" w:history="1">
         <w:r>
           <w:rPr>
             <w:rStyle w:val="Collegamentoipertestuale"/>
             <w:noProof/>
             <w:lang w:val="en-GB"/>
           </w:rPr>
-          <w:t>delete</w:t>
+          <w:t>TT_5: delete</w:t>
         </w:r>
         <w:r>
           <w:rPr>
@@ -3045,7 +3090,7 @@
             <w:noProof/>
             <w:webHidden/>
           </w:rPr>
-          <w:instrText xml:space="preserve"> PAGEREF _Toc221300459 \h </w:instrText>
+          <w:instrText xml:space="preserve"> PAGEREF _Toc221351497 \h </w:instrText>
         </w:r>
         <w:r>
           <w:rPr>
@@ -3111,7 +3156,7 @@
       <w:pPr>
         <w:pStyle w:val="Titolo1"/>
       </w:pPr>
-      <w:bookmarkStart w:id="0" w:name="_Toc221300442"/>
+      <w:bookmarkStart w:id="0" w:name="_Toc221351480"/>
       <w:r>
         <w:lastRenderedPageBreak/>
         <w:t>Introduzione</w:t>
@@ -3163,7 +3208,7 @@
       <w:pPr>
         <w:pStyle w:val="Titolo2"/>
       </w:pPr>
-      <w:bookmarkStart w:id="1" w:name="_Toc221300443"/>
+      <w:bookmarkStart w:id="1" w:name="_Toc221351481"/>
       <w:r>
         <w:t xml:space="preserve">Classe: </w:t>
       </w:r>
@@ -3179,16 +3224,19 @@
       <w:pPr>
         <w:pStyle w:val="Titolo3"/>
       </w:pPr>
-      <w:bookmarkStart w:id="2" w:name="_Toc221300444"/>
+      <w:bookmarkStart w:id="2" w:name="_Toc221351482"/>
+      <w:r>
+        <w:t xml:space="preserve">UT_1: </w:t>
+      </w:r>
       <w:proofErr w:type="spellStart"/>
       <w:r>
         <w:t>insertUtenteGenerico</w:t>
       </w:r>
+      <w:bookmarkEnd w:id="2"/>
       <w:proofErr w:type="spellEnd"/>
       <w:r>
-        <w:t xml:space="preserve"> (UT_1)</w:t>
+        <w:t xml:space="preserve"> </w:t>
       </w:r>
-      <w:bookmarkEnd w:id="2"/>
       <w:r>
         <w:br/>
       </w:r>
@@ -5836,17 +5884,20 @@
       <w:pPr>
         <w:pStyle w:val="Titolo3"/>
       </w:pPr>
-      <w:bookmarkStart w:id="3" w:name="_Toc221300445"/>
+      <w:bookmarkStart w:id="3" w:name="_Toc221351483"/>
+      <w:r>
+        <w:lastRenderedPageBreak/>
+        <w:t xml:space="preserve">UT_2: </w:t>
+      </w:r>
       <w:proofErr w:type="spellStart"/>
       <w:r>
-        <w:lastRenderedPageBreak/>
         <w:t>createUtente</w:t>
       </w:r>
+      <w:bookmarkEnd w:id="3"/>
       <w:proofErr w:type="spellEnd"/>
       <w:r>
-        <w:t xml:space="preserve"> (UT_2)</w:t>
+        <w:t xml:space="preserve"> </w:t>
       </w:r>
-      <w:bookmarkEnd w:id="3"/>
     </w:p>
     <w:p/>
     <w:tbl>
@@ -6891,10 +6942,13 @@
       <w:pPr>
         <w:pStyle w:val="Titolo3"/>
       </w:pPr>
-      <w:bookmarkStart w:id="4" w:name="_Toc221300446"/>
+      <w:bookmarkStart w:id="4" w:name="_Toc221351484"/>
+      <w:r>
+        <w:lastRenderedPageBreak/>
+        <w:t xml:space="preserve">UT_3: </w:t>
+      </w:r>
       <w:proofErr w:type="spellStart"/>
       <w:r>
-        <w:lastRenderedPageBreak/>
         <w:t>createDipendente</w:t>
       </w:r>
       <w:bookmarkEnd w:id="4"/>
@@ -8834,7 +8888,10 @@
       <w:pPr>
         <w:pStyle w:val="Titolo3"/>
       </w:pPr>
-      <w:bookmarkStart w:id="5" w:name="_Toc221300447"/>
+      <w:bookmarkStart w:id="5" w:name="_Toc221351485"/>
+      <w:r>
+        <w:t xml:space="preserve">UT_4: </w:t>
+      </w:r>
       <w:proofErr w:type="spellStart"/>
       <w:r>
         <w:t>createSupervisore</w:t>
@@ -9373,11 +9430,11 @@
         <w:tblLook w:val="04A0" w:firstRow="1" w:lastRow="0" w:firstColumn="1" w:lastColumn="0" w:noHBand="0" w:noVBand="1"/>
       </w:tblPr>
       <w:tblGrid>
-        <w:gridCol w:w="1021"/>
-        <w:gridCol w:w="1774"/>
-        <w:gridCol w:w="2456"/>
-        <w:gridCol w:w="1393"/>
-        <w:gridCol w:w="2983"/>
+        <w:gridCol w:w="1001"/>
+        <w:gridCol w:w="1719"/>
+        <w:gridCol w:w="2597"/>
+        <w:gridCol w:w="1362"/>
+        <w:gridCol w:w="2948"/>
       </w:tblGrid>
       <w:tr>
         <w:tc>
@@ -9687,7 +9744,18 @@
               <w:spacing w:after="160" w:line="259" w:lineRule="auto"/>
             </w:pPr>
             <w:r>
-              <w:t>Diverso (es. DIPENDENTE)</w:t>
+              <w:t>Diverso (es. DIPENDENTE</w:t>
+            </w:r>
+            <w:r>
+              <w:t xml:space="preserve"> o </w:t>
+            </w:r>
+            <w:proofErr w:type="spellStart"/>
+            <w:r>
+              <w:t>null</w:t>
+            </w:r>
+            <w:proofErr w:type="spellEnd"/>
+            <w:r>
+              <w:t>)</w:t>
             </w:r>
           </w:p>
         </w:tc>
@@ -9737,87 +9805,14 @@
                 <w:b/>
                 <w:bCs/>
               </w:rPr>
-              <w:t>TF_4</w:t>
-            </w:r>
-          </w:p>
-        </w:tc>
-        <w:tc>
-          <w:tcPr>
-            <w:tcW w:w="0" w:type="auto"/>
-            <w:hideMark/>
-          </w:tcPr>
-          <w:p>
-            <w:pPr>
-              <w:spacing w:after="160" w:line="259" w:lineRule="auto"/>
-            </w:pPr>
-            <w:r>
-              <w:t>Istanziato</w:t>
-            </w:r>
-          </w:p>
-        </w:tc>
-        <w:tc>
-          <w:tcPr>
-            <w:tcW w:w="0" w:type="auto"/>
-            <w:hideMark/>
-          </w:tcPr>
-          <w:p>
-            <w:pPr>
-              <w:spacing w:after="160" w:line="259" w:lineRule="auto"/>
-            </w:pPr>
-            <w:proofErr w:type="spellStart"/>
-            <w:r>
-              <w:t>null</w:t>
-            </w:r>
-            <w:proofErr w:type="spellEnd"/>
-          </w:p>
-        </w:tc>
-        <w:tc>
-          <w:tcPr>
-            <w:tcW w:w="0" w:type="auto"/>
-            <w:hideMark/>
-          </w:tcPr>
-          <w:p>
-            <w:pPr>
-              <w:spacing w:after="160" w:line="259" w:lineRule="auto"/>
-            </w:pPr>
-            <w:r>
-              <w:t>Valida</w:t>
-            </w:r>
-          </w:p>
-        </w:tc>
-        <w:tc>
-          <w:tcPr>
-            <w:tcW w:w="0" w:type="auto"/>
-            <w:hideMark/>
-          </w:tcPr>
-          <w:p>
-            <w:pPr>
-              <w:spacing w:after="160" w:line="259" w:lineRule="auto"/>
-            </w:pPr>
-            <w:proofErr w:type="spellStart"/>
-            <w:r>
-              <w:t>IllegalArgumentException</w:t>
-            </w:r>
-            <w:proofErr w:type="spellEnd"/>
-          </w:p>
-        </w:tc>
-      </w:tr>
-      <w:tr>
-        <w:tc>
-          <w:tcPr>
-            <w:tcW w:w="0" w:type="auto"/>
-            <w:hideMark/>
-          </w:tcPr>
-          <w:p>
-            <w:pPr>
-              <w:spacing w:after="160" w:line="259" w:lineRule="auto"/>
-            </w:pPr>
-            <w:r>
-              <w:rPr>
-                <w:b/>
-                <w:bCs/>
-              </w:rPr>
-              <w:t>TF_5</w:t>
+              <w:t>TF_</w:t>
+            </w:r>
+            <w:r>
+              <w:rPr>
+                <w:b/>
+                <w:bCs/>
+              </w:rPr>
+              <w:t>4</w:t>
             </w:r>
           </w:p>
         </w:tc>
@@ -9890,7 +9885,10 @@
       <w:pPr>
         <w:pStyle w:val="Titolo3"/>
       </w:pPr>
-      <w:bookmarkStart w:id="6" w:name="_Toc221300448"/>
+      <w:bookmarkStart w:id="6" w:name="_Toc221351486"/>
+      <w:r>
+        <w:t xml:space="preserve">UT_5: </w:t>
+      </w:r>
       <w:proofErr w:type="spellStart"/>
       <w:r>
         <w:t>findByMatricola</w:t>
@@ -10380,14 +10378,18 @@
       </w:tr>
     </w:tbl>
     <w:p/>
+    <w:p/>
     <w:p>
       <w:pPr>
         <w:pStyle w:val="Titolo3"/>
       </w:pPr>
-      <w:bookmarkStart w:id="7" w:name="_Toc221300449"/>
+      <w:bookmarkStart w:id="7" w:name="_Toc221351487"/>
+      <w:r>
+        <w:lastRenderedPageBreak/>
+        <w:t xml:space="preserve">UT_6: </w:t>
+      </w:r>
       <w:proofErr w:type="spellStart"/>
       <w:r>
-        <w:lastRenderedPageBreak/>
         <w:t>findByEmail</w:t>
       </w:r>
       <w:bookmarkEnd w:id="7"/>
@@ -10906,7 +10908,10 @@
       <w:pPr>
         <w:pStyle w:val="Titolo3"/>
       </w:pPr>
-      <w:bookmarkStart w:id="8" w:name="_Toc221300450"/>
+      <w:bookmarkStart w:id="8" w:name="_Toc221351488"/>
+      <w:r>
+        <w:t xml:space="preserve">UT_7: </w:t>
+      </w:r>
       <w:proofErr w:type="spellStart"/>
       <w:r>
         <w:t>getAllDipendentiInfo</w:t>
@@ -11438,7 +11443,10 @@
       <w:pPr>
         <w:pStyle w:val="Titolo3"/>
       </w:pPr>
-      <w:bookmarkStart w:id="9" w:name="_Toc221300451"/>
+      <w:bookmarkStart w:id="9" w:name="_Toc221351489"/>
+      <w:r>
+        <w:t xml:space="preserve">UT_8: </w:t>
+      </w:r>
       <w:proofErr w:type="spellStart"/>
       <w:r>
         <w:t>getSupervisoreInfo</w:t>
@@ -11948,9 +11956,12 @@
       <w:pPr>
         <w:pStyle w:val="Titolo3"/>
       </w:pPr>
-      <w:bookmarkStart w:id="10" w:name="_Toc221300452"/>
+      <w:bookmarkStart w:id="10" w:name="_Toc221351490"/>
       <w:r>
-        <w:t>Delete</w:t>
+        <w:t>UT_9: d</w:t>
+      </w:r>
+      <w:r>
+        <w:t>elete</w:t>
       </w:r>
       <w:bookmarkEnd w:id="10"/>
     </w:p>
@@ -12870,7 +12881,10 @@
       <w:pPr>
         <w:pStyle w:val="Titolo3"/>
       </w:pPr>
-      <w:bookmarkStart w:id="11" w:name="_Toc221300453"/>
+      <w:bookmarkStart w:id="11" w:name="_Toc221351491"/>
+      <w:r>
+        <w:t xml:space="preserve">UT_10: </w:t>
+      </w:r>
       <w:proofErr w:type="spellStart"/>
       <w:r>
         <w:t>recuperaPassword</w:t>
@@ -13516,7 +13530,7 @@
       <w:pPr>
         <w:pStyle w:val="Titolo2"/>
       </w:pPr>
-      <w:bookmarkStart w:id="12" w:name="_Toc221300454"/>
+      <w:bookmarkStart w:id="12" w:name="_Toc221351492"/>
       <w:r>
         <w:t xml:space="preserve">Classe: </w:t>
       </w:r>
@@ -13532,7 +13546,10 @@
       <w:pPr>
         <w:pStyle w:val="Titolo3"/>
       </w:pPr>
-      <w:bookmarkStart w:id="13" w:name="_Toc221300455"/>
+      <w:bookmarkStart w:id="13" w:name="_Toc221351493"/>
+      <w:r>
+        <w:t xml:space="preserve">TT_1: </w:t>
+      </w:r>
       <w:r>
         <w:t>c</w:t>
       </w:r>
@@ -16376,10 +16393,13 @@
       <w:pPr>
         <w:pStyle w:val="Titolo3"/>
       </w:pPr>
-      <w:bookmarkStart w:id="14" w:name="_Toc221300456"/>
+      <w:bookmarkStart w:id="14" w:name="_Toc221351494"/>
+      <w:r>
+        <w:lastRenderedPageBreak/>
+        <w:t xml:space="preserve">TT_2: </w:t>
+      </w:r>
       <w:proofErr w:type="spellStart"/>
       <w:r>
-        <w:lastRenderedPageBreak/>
         <w:t>findById</w:t>
       </w:r>
       <w:bookmarkEnd w:id="14"/>
@@ -16998,7 +17018,10 @@
       <w:pPr>
         <w:pStyle w:val="Titolo3"/>
       </w:pPr>
-      <w:bookmarkStart w:id="15" w:name="_Toc221300457"/>
+      <w:bookmarkStart w:id="15" w:name="_Toc221351495"/>
+      <w:r>
+        <w:t xml:space="preserve">TT_3: </w:t>
+      </w:r>
       <w:proofErr w:type="spellStart"/>
       <w:r>
         <w:t>findByUtente</w:t>
@@ -18474,10 +18497,13 @@
       <w:pPr>
         <w:pStyle w:val="Titolo3"/>
       </w:pPr>
-      <w:bookmarkStart w:id="16" w:name="_Toc221300458"/>
+      <w:bookmarkStart w:id="16" w:name="_Toc221351496"/>
+      <w:r>
+        <w:lastRenderedPageBreak/>
+        <w:t xml:space="preserve">TT_4: </w:t>
+      </w:r>
       <w:proofErr w:type="spellStart"/>
       <w:r>
-        <w:lastRenderedPageBreak/>
         <w:t>updateStatus</w:t>
       </w:r>
       <w:bookmarkEnd w:id="16"/>
@@ -19426,7 +19452,13 @@
           <w:lang w:val="en-GB"/>
         </w:rPr>
       </w:pPr>
-      <w:bookmarkStart w:id="17" w:name="_Toc221300459"/>
+      <w:bookmarkStart w:id="17" w:name="_Toc221351497"/>
+      <w:r>
+        <w:rPr>
+          <w:lang w:val="en-GB"/>
+        </w:rPr>
+        <w:t xml:space="preserve">TT_5: </w:t>
+      </w:r>
       <w:r>
         <w:rPr>
           <w:lang w:val="en-GB"/>
@@ -20701,38 +20733,20 @@
               <w:lang w:val="en-GB"/>
             </w:rPr>
           </w:pPr>
-          <w:proofErr w:type="spellStart"/>
           <w:r>
             <w:rPr>
               <w:sz w:val="20"/>
               <w:lang w:val="en-GB"/>
             </w:rPr>
-            <w:t>Documento</w:t>
-          </w:r>
-          <w:proofErr w:type="spellEnd"/>
-          <w:r>
-            <w:rPr>
-              <w:sz w:val="20"/>
-              <w:lang w:val="en-GB"/>
-            </w:rPr>
-            <w:t xml:space="preserve">: </w:t>
+            <w:t xml:space="preserve">Documento: </w:t>
           </w:r>
           <w:r>
             <w:rPr>
               <w:sz w:val="20"/>
               <w:lang w:val="en-GB"/>
             </w:rPr>
-            <w:t xml:space="preserve">Unit Test - Test Cases - </w:t>
+            <w:t>Unit Test - Test Cases - PersistenceManagement</w:t>
           </w:r>
-          <w:proofErr w:type="spellStart"/>
-          <w:r>
-            <w:rPr>
-              <w:sz w:val="20"/>
-              <w:lang w:val="en-GB"/>
-            </w:rPr>
-            <w:t>PersistenceManagement</w:t>
-          </w:r>
-          <w:proofErr w:type="spellEnd"/>
         </w:p>
       </w:tc>
       <w:tc>
